--- a/NT_AirPollution.Web/App_Data/Payment/Template/結清證明.docx
+++ b/NT_AirPollution.Web/App_Data/Payment/Template/結清證明.docx
@@ -26,7 +26,7 @@
               <w:spacing w:after="160" w:line="500" w:lineRule="exact"/>
               <w:ind w:rightChars="17" w:right="41"/>
               <w:rPr>
-                <w:rFonts w:ascii="Times New Roman" w:eastAsia="標楷體" w:hAnsi="Times New Roman" w:cs="Times New Roman"/>
+                <w:rFonts w:ascii="Times New Roman" w:eastAsia="標楷體" w:hAnsi="Times New Roman" w:cs="Times New Roman" w:hint="eastAsia"/>
               </w:rPr>
             </w:pPr>
             <w:r>
@@ -43,9 +43,9 @@
             </w:r>
             <w:r>
               <w:rPr>
-                <w:rFonts w:ascii="Times New Roman" w:eastAsia="標楷體" w:hAnsi="Times New Roman" w:cs="Times New Roman"/>
-              </w:rPr>
-              <w:t>@</w:t>
+                <w:rFonts w:ascii="Times New Roman" w:eastAsia="標楷體" w:hAnsi="Times New Roman" w:cs="Times New Roman" w:hint="eastAsia"/>
+              </w:rPr>
+              <w:t>#</w:t>
             </w:r>
             <w:r>
               <w:rPr>
@@ -55,9 +55,9 @@
             </w:r>
             <w:r>
               <w:rPr>
-                <w:rFonts w:ascii="Times New Roman" w:eastAsia="標楷體" w:hAnsi="Times New Roman" w:cs="Times New Roman"/>
-              </w:rPr>
-              <w:t xml:space="preserve"> </w:t>
+                <w:rFonts w:ascii="Times New Roman" w:eastAsia="標楷體" w:hAnsi="Times New Roman" w:cs="Times New Roman" w:hint="eastAsia"/>
+              </w:rPr>
+              <w:t>#</w:t>
             </w:r>
           </w:p>
           <w:p>
@@ -66,7 +66,7 @@
               <w:spacing w:after="160" w:line="500" w:lineRule="exact"/>
               <w:ind w:rightChars="17" w:right="41"/>
               <w:rPr>
-                <w:rFonts w:ascii="Times New Roman" w:eastAsia="標楷體" w:hAnsi="Times New Roman" w:cs="Times New Roman"/>
+                <w:rFonts w:ascii="Times New Roman" w:eastAsia="標楷體" w:hAnsi="Times New Roman" w:cs="Times New Roman" w:hint="eastAsia"/>
               </w:rPr>
             </w:pPr>
             <w:r>
@@ -83,9 +83,21 @@
             </w:r>
             <w:r>
               <w:rPr>
-                <w:rFonts w:ascii="Times New Roman" w:eastAsia="標楷體" w:hAnsi="Times New Roman" w:cs="Times New Roman"/>
-              </w:rPr>
-              <w:t>@C_NO</w:t>
+                <w:rFonts w:ascii="Times New Roman" w:eastAsia="標楷體" w:hAnsi="Times New Roman" w:cs="Times New Roman" w:hint="eastAsia"/>
+              </w:rPr>
+              <w:t>#</w:t>
+            </w:r>
+            <w:r>
+              <w:rPr>
+                <w:rFonts w:ascii="Times New Roman" w:eastAsia="標楷體" w:hAnsi="Times New Roman" w:cs="Times New Roman"/>
+              </w:rPr>
+              <w:t>C_NO</w:t>
+            </w:r>
+            <w:r>
+              <w:rPr>
+                <w:rFonts w:ascii="Times New Roman" w:eastAsia="標楷體" w:hAnsi="Times New Roman" w:cs="Times New Roman" w:hint="eastAsia"/>
+              </w:rPr>
+              <w:t>#</w:t>
             </w:r>
           </w:p>
           <w:p>
@@ -93,7 +105,7 @@
               <w:autoSpaceDN w:val="0"/>
               <w:spacing w:after="160" w:line="560" w:lineRule="exact"/>
               <w:rPr>
-                <w:rFonts w:ascii="Times New Roman" w:eastAsia="標楷體" w:hAnsi="Times New Roman" w:cs="Times New Roman"/>
+                <w:rFonts w:ascii="Times New Roman" w:eastAsia="標楷體" w:hAnsi="Times New Roman" w:cs="Times New Roman" w:hint="eastAsia"/>
               </w:rPr>
             </w:pPr>
             <w:r>
@@ -110,26 +122,21 @@
             </w:r>
             <w:r>
               <w:rPr>
-                <w:rFonts w:ascii="Times New Roman" w:eastAsia="標楷體" w:hAnsi="Times New Roman" w:cs="Times New Roman"/>
-              </w:rPr>
-              <w:t>@</w:t>
-            </w:r>
-            <w:r>
-              <w:rPr>
-                <w:rFonts w:ascii="細明體" w:eastAsia="細明體" w:cs="細明體"/>
-                <w:color w:val="000000"/>
-                <w:kern w:val="0"/>
-                <w:sz w:val="19"/>
-                <w:szCs w:val="19"/>
-                <w:highlight w:val="white"/>
-              </w:rPr>
-              <w:t xml:space="preserve"> </w:t>
+                <w:rFonts w:ascii="Times New Roman" w:eastAsia="標楷體" w:hAnsi="Times New Roman" w:cs="Times New Roman" w:hint="eastAsia"/>
+              </w:rPr>
+              <w:t>#</w:t>
             </w:r>
             <w:r>
               <w:rPr>
                 <w:rFonts w:ascii="Times New Roman" w:eastAsia="標楷體" w:hAnsi="Times New Roman" w:cs="Times New Roman"/>
               </w:rPr>
               <w:t>ADDR</w:t>
+            </w:r>
+            <w:r>
+              <w:rPr>
+                <w:rFonts w:ascii="Times New Roman" w:eastAsia="標楷體" w:hAnsi="Times New Roman" w:cs="Times New Roman" w:hint="eastAsia"/>
+              </w:rPr>
+              <w:t>#</w:t>
             </w:r>
           </w:p>
           <w:p>
@@ -137,7 +144,7 @@
               <w:autoSpaceDN w:val="0"/>
               <w:spacing w:after="160" w:line="560" w:lineRule="exact"/>
               <w:rPr>
-                <w:rFonts w:ascii="Times New Roman" w:eastAsia="標楷體" w:hAnsi="Times New Roman" w:cs="Times New Roman"/>
+                <w:rFonts w:ascii="Times New Roman" w:eastAsia="標楷體" w:hAnsi="Times New Roman" w:cs="Times New Roman" w:hint="eastAsia"/>
               </w:rPr>
             </w:pPr>
             <w:r>
@@ -154,26 +161,21 @@
             </w:r>
             <w:r>
               <w:rPr>
-                <w:rFonts w:ascii="Times New Roman" w:eastAsia="標楷體" w:hAnsi="Times New Roman" w:cs="Times New Roman"/>
-              </w:rPr>
-              <w:t>@</w:t>
-            </w:r>
-            <w:r>
-              <w:rPr>
-                <w:rFonts w:ascii="細明體" w:eastAsia="細明體" w:cs="細明體"/>
-                <w:color w:val="000000"/>
-                <w:kern w:val="0"/>
-                <w:sz w:val="19"/>
-                <w:szCs w:val="19"/>
-                <w:highlight w:val="white"/>
-              </w:rPr>
-              <w:t xml:space="preserve"> </w:t>
+                <w:rFonts w:ascii="Times New Roman" w:eastAsia="標楷體" w:hAnsi="Times New Roman" w:cs="Times New Roman" w:hint="eastAsia"/>
+              </w:rPr>
+              <w:t>#</w:t>
             </w:r>
             <w:r>
               <w:rPr>
                 <w:rFonts w:ascii="Times New Roman" w:eastAsia="標楷體" w:hAnsi="Times New Roman" w:cs="Times New Roman"/>
               </w:rPr>
               <w:t>B_SERNO</w:t>
+            </w:r>
+            <w:r>
+              <w:rPr>
+                <w:rFonts w:ascii="Times New Roman" w:eastAsia="標楷體" w:hAnsi="Times New Roman" w:cs="Times New Roman" w:hint="eastAsia"/>
+              </w:rPr>
+              <w:t>#</w:t>
             </w:r>
           </w:p>
           <w:p>
@@ -181,7 +183,7 @@
               <w:autoSpaceDN w:val="0"/>
               <w:spacing w:after="160" w:line="560" w:lineRule="exact"/>
               <w:rPr>
-                <w:rFonts w:ascii="Times New Roman" w:eastAsia="標楷體" w:hAnsi="Times New Roman" w:cs="Times New Roman"/>
+                <w:rFonts w:ascii="Times New Roman" w:eastAsia="標楷體" w:hAnsi="Times New Roman" w:cs="Times New Roman" w:hint="eastAsia"/>
               </w:rPr>
             </w:pPr>
             <w:r>
@@ -198,26 +200,21 @@
             </w:r>
             <w:r>
               <w:rPr>
-                <w:rFonts w:ascii="Times New Roman" w:eastAsia="標楷體" w:hAnsi="Times New Roman" w:cs="Times New Roman"/>
-              </w:rPr>
-              <w:t>@</w:t>
-            </w:r>
-            <w:r>
-              <w:rPr>
-                <w:rFonts w:ascii="細明體" w:eastAsia="細明體" w:cs="細明體"/>
-                <w:color w:val="000000"/>
-                <w:kern w:val="0"/>
-                <w:sz w:val="19"/>
-                <w:szCs w:val="19"/>
-                <w:highlight w:val="white"/>
-              </w:rPr>
-              <w:t xml:space="preserve"> </w:t>
+                <w:rFonts w:ascii="Times New Roman" w:eastAsia="標楷體" w:hAnsi="Times New Roman" w:cs="Times New Roman" w:hint="eastAsia"/>
+              </w:rPr>
+              <w:t>#</w:t>
             </w:r>
             <w:r>
               <w:rPr>
                 <w:rFonts w:ascii="Times New Roman" w:eastAsia="標楷體" w:hAnsi="Times New Roman" w:cs="Times New Roman"/>
               </w:rPr>
               <w:t>S_NAME</w:t>
+            </w:r>
+            <w:r>
+              <w:rPr>
+                <w:rFonts w:ascii="Times New Roman" w:eastAsia="標楷體" w:hAnsi="Times New Roman" w:cs="Times New Roman" w:hint="eastAsia"/>
+              </w:rPr>
+              <w:t>#</w:t>
             </w:r>
           </w:p>
           <w:p>
@@ -330,18 +327,18 @@
                     <w:widowControl/>
                     <w:jc w:val="right"/>
                     <w:rPr>
-                      <w:rFonts w:ascii="Times New Roman" w:eastAsia="標楷體" w:hAnsi="Times New Roman" w:cs="Times New Roman"/>
+                      <w:rFonts w:ascii="Times New Roman" w:eastAsia="標楷體" w:hAnsi="Times New Roman" w:cs="Times New Roman" w:hint="eastAsia"/>
                       <w:kern w:val="0"/>
                       <w14:ligatures w14:val="none"/>
                     </w:rPr>
                   </w:pPr>
                   <w:r>
                     <w:rPr>
-                      <w:rFonts w:ascii="Times New Roman" w:eastAsia="標楷體" w:hAnsi="Times New Roman" w:cs="Times New Roman"/>
-                      <w:kern w:val="0"/>
-                      <w14:ligatures w14:val="none"/>
-                    </w:rPr>
-                    <w:t>@</w:t>
+                      <w:rFonts w:ascii="Times New Roman" w:eastAsia="標楷體" w:hAnsi="Times New Roman" w:cs="Times New Roman" w:hint="eastAsia"/>
+                      <w:kern w:val="0"/>
+                      <w14:ligatures w14:val="none"/>
+                    </w:rPr>
+                    <w:t>#</w:t>
                   </w:r>
                   <w:r>
                     <w:rPr>
@@ -350,6 +347,14 @@
                       <w14:ligatures w14:val="none"/>
                     </w:rPr>
                     <w:t>S_AMT</w:t>
+                  </w:r>
+                  <w:r>
+                    <w:rPr>
+                      <w:rFonts w:ascii="Times New Roman" w:eastAsia="標楷體" w:hAnsi="Times New Roman" w:cs="Times New Roman" w:hint="eastAsia"/>
+                      <w:kern w:val="0"/>
+                      <w14:ligatures w14:val="none"/>
+                    </w:rPr>
+                    <w:t>#</w:t>
                   </w:r>
                 </w:p>
               </w:tc>
@@ -411,34 +416,66 @@
                     <w:widowControl/>
                     <w:jc w:val="right"/>
                     <w:rPr>
-                      <w:rFonts w:ascii="Times New Roman" w:eastAsia="標楷體" w:hAnsi="Times New Roman" w:cs="Times New Roman"/>
+                      <w:rFonts w:ascii="Times New Roman" w:eastAsia="標楷體" w:hAnsi="Times New Roman" w:cs="Times New Roman" w:hint="eastAsia"/>
                       <w:kern w:val="0"/>
                       <w14:ligatures w14:val="none"/>
                     </w:rPr>
                   </w:pPr>
                   <w:r>
                     <w:rPr>
-                      <w:rFonts w:ascii="Times New Roman" w:eastAsia="標楷體" w:hAnsi="Times New Roman" w:cs="Times New Roman"/>
-                      <w:kern w:val="0"/>
-                      <w14:ligatures w14:val="none"/>
-                    </w:rPr>
-                    <w:t>@</w:t>
+                      <w:rFonts w:ascii="Times New Roman" w:eastAsia="標楷體" w:hAnsi="Times New Roman" w:cs="Times New Roman" w:hint="eastAsia"/>
+                      <w:kern w:val="0"/>
+                      <w14:ligatures w14:val="none"/>
+                    </w:rPr>
+                    <w:t>#</w:t>
                   </w:r>
                   <w:r>
                     <w:rPr>
-                      <w:rFonts w:ascii="Times New Roman" w:eastAsia="標楷體" w:hAnsi="Times New Roman" w:cs="Times New Roman"/>
-                      <w:kern w:val="0"/>
-                      <w14:ligatures w14:val="none"/>
-                    </w:rPr>
-                    <w:t>S_AMT</w:t>
+                      <w:rFonts w:ascii="Times New Roman" w:eastAsia="標楷體" w:hAnsi="Times New Roman" w:cs="Times New Roman" w:hint="eastAsia"/>
+                      <w:kern w:val="0"/>
+                      <w14:ligatures w14:val="none"/>
+                    </w:rPr>
+                    <w:t>S</w:t>
                   </w:r>
                   <w:r>
                     <w:rPr>
-                      <w:rFonts w:ascii="Times New Roman" w:eastAsia="標楷體" w:hAnsi="Times New Roman" w:cs="Times New Roman"/>
+                      <w:rFonts w:ascii="Times New Roman" w:eastAsia="標楷體" w:hAnsi="Times New Roman" w:cs="Times New Roman" w:hint="eastAsia"/>
+                      <w:kern w:val="0"/>
+                      <w14:ligatures w14:val="none"/>
+                    </w:rPr>
+                    <w:t>_</w:t>
+                  </w:r>
+                  <w:r>
+                    <w:rPr>
+                      <w:rFonts w:ascii="Times New Roman" w:eastAsia="標楷體" w:hAnsi="Times New Roman" w:cs="Times New Roman" w:hint="eastAsia"/>
+                      <w:kern w:val="0"/>
+                      <w14:ligatures w14:val="none"/>
+                    </w:rPr>
+                    <w:t>AM</w:t>
+                  </w:r>
+                  <w:r>
+                    <w:rPr>
+                      <w:rFonts w:ascii="Times New Roman" w:eastAsia="標楷體" w:hAnsi="Times New Roman" w:cs="Times New Roman" w:hint="eastAsia"/>
+                      <w:kern w:val="0"/>
+                      <w14:ligatures w14:val="none"/>
+                    </w:rPr>
+                    <w:t>T</w:t>
+                  </w:r>
+                  <w:r>
+                    <w:rPr>
+                      <w:rFonts w:ascii="Times New Roman" w:eastAsia="標楷體" w:hAnsi="Times New Roman" w:cs="Times New Roman" w:hint="eastAsia"/>
                       <w:kern w:val="0"/>
                       <w14:ligatures w14:val="none"/>
                     </w:rPr>
                     <w:t>2</w:t>
+                  </w:r>
+                  <w:r>
+                    <w:rPr>
+                      <w:rFonts w:ascii="Times New Roman" w:eastAsia="標楷體" w:hAnsi="Times New Roman" w:cs="Times New Roman" w:hint="eastAsia"/>
+                      <w:kern w:val="0"/>
+                      <w14:ligatures w14:val="none"/>
+                    </w:rPr>
+                    <w:t>#</w:t>
                   </w:r>
                 </w:p>
               </w:tc>
@@ -483,11 +520,27 @@
                   </w:pPr>
                   <w:r>
                     <w:rPr>
+                      <w:rFonts w:ascii="Times New Roman" w:eastAsia="標楷體" w:hAnsi="Times New Roman" w:cs="Times New Roman" w:hint="eastAsia"/>
+                      <w:kern w:val="0"/>
+                      <w14:ligatures w14:val="none"/>
+                    </w:rPr>
+                    <w:t>#</w:t>
+                  </w:r>
+                  <w:r>
+                    <w:rPr>
                       <w:rFonts w:ascii="Times New Roman" w:eastAsia="標楷體" w:hAnsi="Times New Roman" w:cs="Times New Roman"/>
                       <w:kern w:val="0"/>
                       <w14:ligatures w14:val="none"/>
                     </w:rPr>
-                    <w:t>@DiffStr</w:t>
+                    <w:t>DiffStr</w:t>
+                  </w:r>
+                  <w:r>
+                    <w:rPr>
+                      <w:rFonts w:ascii="Times New Roman" w:eastAsia="標楷體" w:hAnsi="Times New Roman" w:cs="Times New Roman" w:hint="eastAsia"/>
+                      <w:kern w:val="0"/>
+                      <w14:ligatures w14:val="none"/>
+                    </w:rPr>
+                    <w:t>#</w:t>
                   </w:r>
                   <w:r>
                     <w:rPr>
@@ -515,19 +568,35 @@
                   </w:pPr>
                   <w:r>
                     <w:rPr>
-                      <w:rFonts w:ascii="Times New Roman" w:eastAsia="標楷體" w:hAnsi="Times New Roman" w:cs="Times New Roman"/>
-                      <w:kern w:val="0"/>
-                      <w14:ligatures w14:val="none"/>
-                    </w:rPr>
-                    <w:t>@Diff</w:t>
+                      <w:rFonts w:ascii="Times New Roman" w:eastAsia="標楷體" w:hAnsi="Times New Roman" w:cs="Times New Roman" w:hint="eastAsia"/>
+                      <w:kern w:val="0"/>
+                      <w14:ligatures w14:val="none"/>
+                    </w:rPr>
+                    <w:t>#</w:t>
                   </w:r>
                   <w:r>
                     <w:rPr>
+                      <w:rFonts w:ascii="Times New Roman" w:eastAsia="標楷體" w:hAnsi="Times New Roman" w:cs="Times New Roman"/>
+                      <w:kern w:val="0"/>
+                      <w14:ligatures w14:val="none"/>
+                    </w:rPr>
+                    <w:t>Diff</w:t>
+                  </w:r>
+                  <w:r>
+                    <w:rPr>
                       <w:rFonts w:ascii="Times New Roman" w:eastAsia="標楷體" w:hAnsi="Times New Roman" w:cs="Times New Roman" w:hint="eastAsia"/>
                       <w:kern w:val="0"/>
                       <w14:ligatures w14:val="none"/>
                     </w:rPr>
                     <w:t>Amt</w:t>
+                  </w:r>
+                  <w:r>
+                    <w:rPr>
+                      <w:rFonts w:ascii="Times New Roman" w:eastAsia="標楷體" w:hAnsi="Times New Roman" w:cs="Times New Roman" w:hint="eastAsia"/>
+                      <w:kern w:val="0"/>
+                      <w14:ligatures w14:val="none"/>
+                    </w:rPr>
+                    <w:t>#</w:t>
                   </w:r>
                 </w:p>
               </w:tc>
@@ -629,11 +698,11 @@
             </w:r>
             <w:r>
               <w:rPr>
-                <w:rFonts w:ascii="Times New Roman" w:eastAsia="標楷體" w:hAnsi="Times New Roman" w:cs="Times New Roman"/>
+                <w:rFonts w:ascii="Times New Roman" w:eastAsia="標楷體" w:hAnsi="Times New Roman" w:cs="Times New Roman" w:hint="eastAsia"/>
                 <w:b/>
                 <w:bCs/>
               </w:rPr>
-              <w:t>@S_AMT2</w:t>
+              <w:t>#</w:t>
             </w:r>
             <w:r>
               <w:rPr>
@@ -641,7 +710,7 @@
                 <w:b/>
                 <w:bCs/>
               </w:rPr>
-              <w:t>元整</w:t>
+              <w:t>S_AMT2</w:t>
             </w:r>
             <w:r>
               <w:rPr>
@@ -649,7 +718,7 @@
                 <w:b/>
                 <w:bCs/>
               </w:rPr>
-              <w:t>(</w:t>
+              <w:t>#</w:t>
             </w:r>
             <w:r>
               <w:rPr>
@@ -657,15 +726,47 @@
                 <w:b/>
                 <w:bCs/>
               </w:rPr>
-              <w:t>不含滯納金及利息</w:t>
-            </w:r>
-            <w:r>
-              <w:rPr>
-                <w:rFonts w:ascii="Times New Roman" w:eastAsia="標楷體" w:hAnsi="Times New Roman" w:cs="Times New Roman"/>
+              <w:t>元整</w:t>
+            </w:r>
+            <w:r>
+              <w:rPr>
+                <w:rFonts w:ascii="Times New Roman" w:eastAsia="標楷體" w:hAnsi="Times New Roman" w:cs="Times New Roman" w:hint="eastAsia"/>
                 <w:b/>
                 <w:bCs/>
               </w:rPr>
-              <w:t>@Penalty</w:t>
+              <w:t>(</w:t>
+            </w:r>
+            <w:r>
+              <w:rPr>
+                <w:rFonts w:ascii="Times New Roman" w:eastAsia="標楷體" w:hAnsi="Times New Roman" w:cs="Times New Roman" w:hint="eastAsia"/>
+                <w:b/>
+                <w:bCs/>
+              </w:rPr>
+              <w:t>不含滯納金及利息</w:t>
+            </w:r>
+            <w:r>
+              <w:rPr>
+                <w:rFonts w:ascii="Times New Roman" w:eastAsia="標楷體" w:hAnsi="Times New Roman" w:cs="Times New Roman" w:hint="eastAsia"/>
+                <w:b/>
+                <w:bCs/>
+              </w:rPr>
+              <w:t>#</w:t>
+            </w:r>
+            <w:r>
+              <w:rPr>
+                <w:rFonts w:ascii="Times New Roman" w:eastAsia="標楷體" w:hAnsi="Times New Roman" w:cs="Times New Roman"/>
+                <w:b/>
+                <w:bCs/>
+              </w:rPr>
+              <w:t>Penalty</w:t>
+            </w:r>
+            <w:r>
+              <w:rPr>
+                <w:rFonts w:ascii="Times New Roman" w:eastAsia="標楷體" w:hAnsi="Times New Roman" w:cs="Times New Roman" w:hint="eastAsia"/>
+                <w:b/>
+                <w:bCs/>
+              </w:rPr>
+              <w:t>#</w:t>
             </w:r>
             <w:r>
               <w:rPr>
@@ -914,9 +1015,21 @@
             </w:r>
             <w:r>
               <w:rPr>
-                <w:rFonts w:ascii="Times New Roman" w:eastAsia="標楷體" w:hAnsi="Times New Roman" w:cs="Times New Roman"/>
-              </w:rPr>
-              <w:t>@Year</w:t>
+                <w:rFonts w:ascii="Times New Roman" w:eastAsia="標楷體" w:hAnsi="Times New Roman" w:cs="Times New Roman" w:hint="eastAsia"/>
+              </w:rPr>
+              <w:t>#</w:t>
+            </w:r>
+            <w:r>
+              <w:rPr>
+                <w:rFonts w:ascii="Times New Roman" w:eastAsia="標楷體" w:hAnsi="Times New Roman" w:cs="Times New Roman"/>
+              </w:rPr>
+              <w:t>Year</w:t>
+            </w:r>
+            <w:r>
+              <w:rPr>
+                <w:rFonts w:ascii="Times New Roman" w:eastAsia="標楷體" w:hAnsi="Times New Roman" w:cs="Times New Roman" w:hint="eastAsia"/>
+              </w:rPr>
+              <w:t>#</w:t>
             </w:r>
             <w:r>
               <w:rPr>
@@ -926,9 +1039,21 @@
             </w:r>
             <w:r>
               <w:rPr>
-                <w:rFonts w:ascii="Times New Roman" w:eastAsia="標楷體" w:hAnsi="Times New Roman" w:cs="Times New Roman"/>
-              </w:rPr>
-              <w:t>@Month</w:t>
+                <w:rFonts w:ascii="Times New Roman" w:eastAsia="標楷體" w:hAnsi="Times New Roman" w:cs="Times New Roman" w:hint="eastAsia"/>
+              </w:rPr>
+              <w:t>#</w:t>
+            </w:r>
+            <w:r>
+              <w:rPr>
+                <w:rFonts w:ascii="Times New Roman" w:eastAsia="標楷體" w:hAnsi="Times New Roman" w:cs="Times New Roman"/>
+              </w:rPr>
+              <w:t>Month</w:t>
+            </w:r>
+            <w:r>
+              <w:rPr>
+                <w:rFonts w:ascii="Times New Roman" w:eastAsia="標楷體" w:hAnsi="Times New Roman" w:cs="Times New Roman" w:hint="eastAsia"/>
+              </w:rPr>
+              <w:t>#</w:t>
             </w:r>
             <w:r>
               <w:rPr>
@@ -938,9 +1063,21 @@
             </w:r>
             <w:r>
               <w:rPr>
-                <w:rFonts w:ascii="Times New Roman" w:eastAsia="標楷體" w:hAnsi="Times New Roman" w:cs="Times New Roman"/>
-              </w:rPr>
-              <w:t>@Date</w:t>
+                <w:rFonts w:ascii="Times New Roman" w:eastAsia="標楷體" w:hAnsi="Times New Roman" w:cs="Times New Roman" w:hint="eastAsia"/>
+              </w:rPr>
+              <w:t>#</w:t>
+            </w:r>
+            <w:r>
+              <w:rPr>
+                <w:rFonts w:ascii="Times New Roman" w:eastAsia="標楷體" w:hAnsi="Times New Roman" w:cs="Times New Roman"/>
+              </w:rPr>
+              <w:t>Date</w:t>
+            </w:r>
+            <w:r>
+              <w:rPr>
+                <w:rFonts w:ascii="Times New Roman" w:eastAsia="標楷體" w:hAnsi="Times New Roman" w:cs="Times New Roman" w:hint="eastAsia"/>
+              </w:rPr>
+              <w:t>#</w:t>
             </w:r>
             <w:r>
               <w:rPr>
@@ -1794,6 +1931,7 @@
   <w:style w:type="character" w:default="1" w:styleId="a0">
     <w:name w:val="Default Paragraph Font"/>
     <w:uiPriority w:val="1"/>
+    <w:semiHidden/>
     <w:unhideWhenUsed/>
   </w:style>
   <w:style w:type="table" w:default="1" w:styleId="a1">

--- a/NT_AirPollution.Web/App_Data/Payment/Template/結清證明.docx
+++ b/NT_AirPollution.Web/App_Data/Payment/Template/結清證明.docx
@@ -26,7 +26,7 @@
               <w:spacing w:after="160" w:line="500" w:lineRule="exact"/>
               <w:ind w:rightChars="17" w:right="41"/>
               <w:rPr>
-                <w:rFonts w:ascii="Times New Roman" w:eastAsia="標楷體" w:hAnsi="Times New Roman" w:cs="Times New Roman" w:hint="eastAsia"/>
+                <w:rFonts w:ascii="Times New Roman" w:eastAsia="標楷體" w:hAnsi="Times New Roman" w:cs="Times New Roman"/>
               </w:rPr>
             </w:pPr>
             <w:r>
@@ -45,7 +45,7 @@
               <w:rPr>
                 <w:rFonts w:ascii="Times New Roman" w:eastAsia="標楷體" w:hAnsi="Times New Roman" w:cs="Times New Roman" w:hint="eastAsia"/>
               </w:rPr>
-              <w:t>#</w:t>
+              <w:t>{</w:t>
             </w:r>
             <w:r>
               <w:rPr>
@@ -57,7 +57,7 @@
               <w:rPr>
                 <w:rFonts w:ascii="Times New Roman" w:eastAsia="標楷體" w:hAnsi="Times New Roman" w:cs="Times New Roman" w:hint="eastAsia"/>
               </w:rPr>
-              <w:t>#</w:t>
+              <w:t>}</w:t>
             </w:r>
           </w:p>
           <w:p>
@@ -66,7 +66,7 @@
               <w:spacing w:after="160" w:line="500" w:lineRule="exact"/>
               <w:ind w:rightChars="17" w:right="41"/>
               <w:rPr>
-                <w:rFonts w:ascii="Times New Roman" w:eastAsia="標楷體" w:hAnsi="Times New Roman" w:cs="Times New Roman" w:hint="eastAsia"/>
+                <w:rFonts w:ascii="Times New Roman" w:eastAsia="標楷體" w:hAnsi="Times New Roman" w:cs="Times New Roman"/>
               </w:rPr>
             </w:pPr>
             <w:r>
@@ -85,7 +85,7 @@
               <w:rPr>
                 <w:rFonts w:ascii="Times New Roman" w:eastAsia="標楷體" w:hAnsi="Times New Roman" w:cs="Times New Roman" w:hint="eastAsia"/>
               </w:rPr>
-              <w:t>#</w:t>
+              <w:t>{</w:t>
             </w:r>
             <w:r>
               <w:rPr>
@@ -97,7 +97,7 @@
               <w:rPr>
                 <w:rFonts w:ascii="Times New Roman" w:eastAsia="標楷體" w:hAnsi="Times New Roman" w:cs="Times New Roman" w:hint="eastAsia"/>
               </w:rPr>
-              <w:t>#</w:t>
+              <w:t>}</w:t>
             </w:r>
           </w:p>
           <w:p>
@@ -105,7 +105,7 @@
               <w:autoSpaceDN w:val="0"/>
               <w:spacing w:after="160" w:line="560" w:lineRule="exact"/>
               <w:rPr>
-                <w:rFonts w:ascii="Times New Roman" w:eastAsia="標楷體" w:hAnsi="Times New Roman" w:cs="Times New Roman" w:hint="eastAsia"/>
+                <w:rFonts w:ascii="Times New Roman" w:eastAsia="標楷體" w:hAnsi="Times New Roman" w:cs="Times New Roman"/>
               </w:rPr>
             </w:pPr>
             <w:r>
@@ -124,7 +124,7 @@
               <w:rPr>
                 <w:rFonts w:ascii="Times New Roman" w:eastAsia="標楷體" w:hAnsi="Times New Roman" w:cs="Times New Roman" w:hint="eastAsia"/>
               </w:rPr>
-              <w:t>#</w:t>
+              <w:t>{</w:t>
             </w:r>
             <w:r>
               <w:rPr>
@@ -136,7 +136,7 @@
               <w:rPr>
                 <w:rFonts w:ascii="Times New Roman" w:eastAsia="標楷體" w:hAnsi="Times New Roman" w:cs="Times New Roman" w:hint="eastAsia"/>
               </w:rPr>
-              <w:t>#</w:t>
+              <w:t>}</w:t>
             </w:r>
           </w:p>
           <w:p>
@@ -144,7 +144,7 @@
               <w:autoSpaceDN w:val="0"/>
               <w:spacing w:after="160" w:line="560" w:lineRule="exact"/>
               <w:rPr>
-                <w:rFonts w:ascii="Times New Roman" w:eastAsia="標楷體" w:hAnsi="Times New Roman" w:cs="Times New Roman" w:hint="eastAsia"/>
+                <w:rFonts w:ascii="Times New Roman" w:eastAsia="標楷體" w:hAnsi="Times New Roman" w:cs="Times New Roman"/>
               </w:rPr>
             </w:pPr>
             <w:r>
@@ -163,7 +163,7 @@
               <w:rPr>
                 <w:rFonts w:ascii="Times New Roman" w:eastAsia="標楷體" w:hAnsi="Times New Roman" w:cs="Times New Roman" w:hint="eastAsia"/>
               </w:rPr>
-              <w:t>#</w:t>
+              <w:t>{</w:t>
             </w:r>
             <w:r>
               <w:rPr>
@@ -175,7 +175,7 @@
               <w:rPr>
                 <w:rFonts w:ascii="Times New Roman" w:eastAsia="標楷體" w:hAnsi="Times New Roman" w:cs="Times New Roman" w:hint="eastAsia"/>
               </w:rPr>
-              <w:t>#</w:t>
+              <w:t>}</w:t>
             </w:r>
           </w:p>
           <w:p>
@@ -183,7 +183,7 @@
               <w:autoSpaceDN w:val="0"/>
               <w:spacing w:after="160" w:line="560" w:lineRule="exact"/>
               <w:rPr>
-                <w:rFonts w:ascii="Times New Roman" w:eastAsia="標楷體" w:hAnsi="Times New Roman" w:cs="Times New Roman" w:hint="eastAsia"/>
+                <w:rFonts w:ascii="Times New Roman" w:eastAsia="標楷體" w:hAnsi="Times New Roman" w:cs="Times New Roman"/>
               </w:rPr>
             </w:pPr>
             <w:r>
@@ -202,7 +202,7 @@
               <w:rPr>
                 <w:rFonts w:ascii="Times New Roman" w:eastAsia="標楷體" w:hAnsi="Times New Roman" w:cs="Times New Roman" w:hint="eastAsia"/>
               </w:rPr>
-              <w:t>#</w:t>
+              <w:t>{</w:t>
             </w:r>
             <w:r>
               <w:rPr>
@@ -214,7 +214,7 @@
               <w:rPr>
                 <w:rFonts w:ascii="Times New Roman" w:eastAsia="標楷體" w:hAnsi="Times New Roman" w:cs="Times New Roman" w:hint="eastAsia"/>
               </w:rPr>
-              <w:t>#</w:t>
+              <w:t>}</w:t>
             </w:r>
           </w:p>
           <w:p>
@@ -327,7 +327,7 @@
                     <w:widowControl/>
                     <w:jc w:val="right"/>
                     <w:rPr>
-                      <w:rFonts w:ascii="Times New Roman" w:eastAsia="標楷體" w:hAnsi="Times New Roman" w:cs="Times New Roman" w:hint="eastAsia"/>
+                      <w:rFonts w:ascii="Times New Roman" w:eastAsia="標楷體" w:hAnsi="Times New Roman" w:cs="Times New Roman"/>
                       <w:kern w:val="0"/>
                       <w14:ligatures w14:val="none"/>
                     </w:rPr>
@@ -335,10 +335,8 @@
                   <w:r>
                     <w:rPr>
                       <w:rFonts w:ascii="Times New Roman" w:eastAsia="標楷體" w:hAnsi="Times New Roman" w:cs="Times New Roman" w:hint="eastAsia"/>
-                      <w:kern w:val="0"/>
-                      <w14:ligatures w14:val="none"/>
-                    </w:rPr>
-                    <w:t>#</w:t>
+                    </w:rPr>
+                    <w:t>{</w:t>
                   </w:r>
                   <w:r>
                     <w:rPr>
@@ -351,10 +349,8 @@
                   <w:r>
                     <w:rPr>
                       <w:rFonts w:ascii="Times New Roman" w:eastAsia="標楷體" w:hAnsi="Times New Roman" w:cs="Times New Roman" w:hint="eastAsia"/>
-                      <w:kern w:val="0"/>
-                      <w14:ligatures w14:val="none"/>
-                    </w:rPr>
-                    <w:t>#</w:t>
+                    </w:rPr>
+                    <w:t>}</w:t>
                   </w:r>
                 </w:p>
               </w:tc>
@@ -416,7 +412,7 @@
                     <w:widowControl/>
                     <w:jc w:val="right"/>
                     <w:rPr>
-                      <w:rFonts w:ascii="Times New Roman" w:eastAsia="標楷體" w:hAnsi="Times New Roman" w:cs="Times New Roman" w:hint="eastAsia"/>
+                      <w:rFonts w:ascii="Times New Roman" w:eastAsia="標楷體" w:hAnsi="Times New Roman" w:cs="Times New Roman"/>
                       <w:kern w:val="0"/>
                       <w14:ligatures w14:val="none"/>
                     </w:rPr>
@@ -424,10 +420,8 @@
                   <w:r>
                     <w:rPr>
                       <w:rFonts w:ascii="Times New Roman" w:eastAsia="標楷體" w:hAnsi="Times New Roman" w:cs="Times New Roman" w:hint="eastAsia"/>
-                      <w:kern w:val="0"/>
-                      <w14:ligatures w14:val="none"/>
-                    </w:rPr>
-                    <w:t>#</w:t>
+                    </w:rPr>
+                    <w:t>{</w:t>
                   </w:r>
                   <w:r>
                     <w:rPr>
@@ -472,10 +466,8 @@
                   <w:r>
                     <w:rPr>
                       <w:rFonts w:ascii="Times New Roman" w:eastAsia="標楷體" w:hAnsi="Times New Roman" w:cs="Times New Roman" w:hint="eastAsia"/>
-                      <w:kern w:val="0"/>
-                      <w14:ligatures w14:val="none"/>
-                    </w:rPr>
-                    <w:t>#</w:t>
+                    </w:rPr>
+                    <w:t>}</w:t>
                   </w:r>
                 </w:p>
               </w:tc>
@@ -524,7 +516,7 @@
                       <w:kern w:val="0"/>
                       <w14:ligatures w14:val="none"/>
                     </w:rPr>
-                    <w:t>#</w:t>
+                    <w:t>{</w:t>
                   </w:r>
                   <w:r>
                     <w:rPr>
@@ -537,10 +529,8 @@
                   <w:r>
                     <w:rPr>
                       <w:rFonts w:ascii="Times New Roman" w:eastAsia="標楷體" w:hAnsi="Times New Roman" w:cs="Times New Roman" w:hint="eastAsia"/>
-                      <w:kern w:val="0"/>
-                      <w14:ligatures w14:val="none"/>
-                    </w:rPr>
-                    <w:t>#</w:t>
+                    </w:rPr>
+                    <w:t>}</w:t>
                   </w:r>
                   <w:r>
                     <w:rPr>
@@ -569,10 +559,8 @@
                   <w:r>
                     <w:rPr>
                       <w:rFonts w:ascii="Times New Roman" w:eastAsia="標楷體" w:hAnsi="Times New Roman" w:cs="Times New Roman" w:hint="eastAsia"/>
-                      <w:kern w:val="0"/>
-                      <w14:ligatures w14:val="none"/>
-                    </w:rPr>
-                    <w:t>#</w:t>
+                    </w:rPr>
+                    <w:t>{</w:t>
                   </w:r>
                   <w:r>
                     <w:rPr>
@@ -593,10 +581,8 @@
                   <w:r>
                     <w:rPr>
                       <w:rFonts w:ascii="Times New Roman" w:eastAsia="標楷體" w:hAnsi="Times New Roman" w:cs="Times New Roman" w:hint="eastAsia"/>
-                      <w:kern w:val="0"/>
-                      <w14:ligatures w14:val="none"/>
-                    </w:rPr>
-                    <w:t>#</w:t>
+                    </w:rPr>
+                    <w:t>}</w:t>
                   </w:r>
                 </w:p>
               </w:tc>
@@ -702,7 +688,7 @@
                 <w:b/>
                 <w:bCs/>
               </w:rPr>
-              <w:t>#</w:t>
+              <w:t>{</w:t>
             </w:r>
             <w:r>
               <w:rPr>
@@ -718,7 +704,7 @@
                 <w:b/>
                 <w:bCs/>
               </w:rPr>
-              <w:t>#</w:t>
+              <w:t>}</w:t>
             </w:r>
             <w:r>
               <w:rPr>
@@ -750,7 +736,7 @@
                 <w:b/>
                 <w:bCs/>
               </w:rPr>
-              <w:t>#</w:t>
+              <w:t>{</w:t>
             </w:r>
             <w:r>
               <w:rPr>
@@ -766,7 +752,7 @@
                 <w:b/>
                 <w:bCs/>
               </w:rPr>
-              <w:t>#</w:t>
+              <w:t>}</w:t>
             </w:r>
             <w:r>
               <w:rPr>
@@ -1017,7 +1003,7 @@
               <w:rPr>
                 <w:rFonts w:ascii="Times New Roman" w:eastAsia="標楷體" w:hAnsi="Times New Roman" w:cs="Times New Roman" w:hint="eastAsia"/>
               </w:rPr>
-              <w:t>#</w:t>
+              <w:t>{</w:t>
             </w:r>
             <w:r>
               <w:rPr>
@@ -1029,7 +1015,7 @@
               <w:rPr>
                 <w:rFonts w:ascii="Times New Roman" w:eastAsia="標楷體" w:hAnsi="Times New Roman" w:cs="Times New Roman" w:hint="eastAsia"/>
               </w:rPr>
-              <w:t>#</w:t>
+              <w:t>}</w:t>
             </w:r>
             <w:r>
               <w:rPr>
@@ -1041,7 +1027,7 @@
               <w:rPr>
                 <w:rFonts w:ascii="Times New Roman" w:eastAsia="標楷體" w:hAnsi="Times New Roman" w:cs="Times New Roman" w:hint="eastAsia"/>
               </w:rPr>
-              <w:t>#</w:t>
+              <w:t>{</w:t>
             </w:r>
             <w:r>
               <w:rPr>
@@ -1053,7 +1039,7 @@
               <w:rPr>
                 <w:rFonts w:ascii="Times New Roman" w:eastAsia="標楷體" w:hAnsi="Times New Roman" w:cs="Times New Roman" w:hint="eastAsia"/>
               </w:rPr>
-              <w:t>#</w:t>
+              <w:t>}</w:t>
             </w:r>
             <w:r>
               <w:rPr>
@@ -1065,7 +1051,7 @@
               <w:rPr>
                 <w:rFonts w:ascii="Times New Roman" w:eastAsia="標楷體" w:hAnsi="Times New Roman" w:cs="Times New Roman" w:hint="eastAsia"/>
               </w:rPr>
-              <w:t>#</w:t>
+              <w:t>{</w:t>
             </w:r>
             <w:r>
               <w:rPr>
@@ -1077,7 +1063,7 @@
               <w:rPr>
                 <w:rFonts w:ascii="Times New Roman" w:eastAsia="標楷體" w:hAnsi="Times New Roman" w:cs="Times New Roman" w:hint="eastAsia"/>
               </w:rPr>
-              <w:t>#</w:t>
+              <w:t>}</w:t>
             </w:r>
             <w:r>
               <w:rPr>
